--- a/KHBD_Tin_học/Lớp_1/Tuần_33/KHBD_Tin_hoc_Lớp_1_Tiet32_Robot_thuc_hien_nhiem_vu.docx
+++ b/KHBD_Tin_học/Lớp_1/Tuần_33/KHBD_Tin_hoc_Lớp_1_Tiet32_Robot_thuc_hien_nhiem_vu.docx
@@ -360,12 +360,12 @@
       </w:pPr>
       <w:r>
         <w:rPr>
-          <w:rFonts w:ascii="Times New Roman" w:hAnsi="Times New Roman" w:eastAsia="Times New Roman"/>
+          <w:rFonts w:ascii="Times New Roman" w:hAnsi="Times New Roman" w:eastAsia="Times New Roman" w:cs="Times New Roman"/>
           <w:b w:val="0"/>
           <w:i w:val="0"/>
           <w:sz w:val="26"/>
         </w:rPr>
-        <w:t>- Miền I. Khai thác dữ liệu và thông tin (thành tố 1.1. Duyệt, tìm kiếm và lọc dữ liệu, thông tin và nội dung số – Bậc 1): Khai thác thông tin số, dữ liệu đa phương tiện an toàn phục vụ bài học. (Đạt được thông qua Hoạt động 2)</w:t>
+        <w:t>- Miền V. Giải quyết vấn đề (thành tố 5.2. Xác định nhu cầu và giải pháp công nghệ – Bậc 1): Xác định được nhu cầu cá nhân; Nhận ra được các công cụ số đơn giản và các giải pháp công nghệ có thể để giải quyết những nhu cầu đó. (Đạt được thông qua Hoạt động 2, Hoạt động 3).</w:t>
       </w:r>
     </w:p>
     <w:p>
@@ -376,12 +376,12 @@
       </w:pPr>
       <w:r>
         <w:rPr>
-          <w:rFonts w:ascii="Times New Roman" w:hAnsi="Times New Roman" w:eastAsia="Times New Roman"/>
+          <w:rFonts w:ascii="Times New Roman" w:hAnsi="Times New Roman" w:eastAsia="Times New Roman" w:cs="Times New Roman"/>
           <w:b w:val="0"/>
           <w:i w:val="0"/>
           <w:sz w:val="26"/>
         </w:rPr>
-        <w:t>- Miền IV. An toàn (thành tố 4.1. Bảo vệ thiết bị – Bậc 1): Tuân thủ quy tắc an toàn về điện, bảo vệ mắt và giữ vệ sinh thiết bị phòng máy. (Đạt được thông qua Hoạt động 3, Hoạt động 4)</w:t>
+        <w:t>- Miền III. Sáng tạo nội dung số (thành tố 3.4. Lập trình – Bậc 1): Liệt kê được các hướng dẫn đơn giản để hệ thống máy tính giải quyết một vấn đề đơn giản hoặc thực hiện một nhiệm vụ đơn giản. (Đạt được thông qua Hoạt động 3, Hoạt động 4).</w:t>
       </w:r>
     </w:p>
     <w:p>

--- a/KHBD_Tin_học/Lớp_1/Tuần_33/KHBD_Tin_hoc_Lớp_1_Tiet32_Robot_thuc_hien_nhiem_vu.docx
+++ b/KHBD_Tin_học/Lớp_1/Tuần_33/KHBD_Tin_hoc_Lớp_1_Tiet32_Robot_thuc_hien_nhiem_vu.docx
@@ -355,7 +355,7 @@
           <w:i w:val="0"/>
           <w:sz w:val="26"/>
         </w:rPr>
-        <w:t>- NLa (Sử dụng và quản lí các phương tiện ICT): Nhận diện và thao tác đúng các công cụ, phần mềm trong bài Robot thực hiện nhiệm vụ. (Đạt được thông qua Hoạt động 2)</w:t>
+        <w:t>- NLc (Giải quyết vấn đề với sự hỗ trợ của ICT): Phân tích vấn đề, xác định quy trình xử lý dữ liệu và giải quyết bài toán trong bài Robot thực hiện nhiệm vụ. (Đạt được thông qua Hoạt động 2, Hoạt động 3)</w:t>
       </w:r>
     </w:p>
     <w:p>
@@ -371,7 +371,7 @@
           <w:i w:val="0"/>
           <w:sz w:val="26"/>
         </w:rPr>
-        <w:t>- NLd (Ứng dụng ICT trong học và tự học): Sử dụng phần mềm tạo sản phẩm số phục vụ học tập. (Đạt được thông qua Hoạt động 3)</w:t>
+        <w:t>- NLa (Sử dụng và quản lí các phương tiện ICT): Khai thác môi trường số và công cụ tìm kiếm dữ liệu phục vụ học tập. (Đạt được thông qua Hoạt động 2)</w:t>
       </w:r>
     </w:p>
     <w:p>
